--- a/docs/static-guides/feishu-word/01-中转注册与API密钥/06-Cherry-Studio-图像生成教程.docx
+++ b/docs/static-guides/feishu-word/01-中转注册与API密钥/06-Cherry-Studio-图像生成教程.docx
@@ -14,7 +14,7 @@
       </w:pPr>
       <w:r>
         <w:rPr>
-          <w:rFonts w:ascii="Arial Unicode MS" w:hAnsi="Arial Unicode MS" w:eastAsia="Arial Unicode MS" w:cs="Arial Unicode MS"/>
+          <w:rFonts w:ascii="Arial" w:hAnsi="Arial" w:eastAsia="PingFang SC" w:cs="PingFang SC"/>
           <w:b/>
           <w:color w:val="2E74B5"/>
           <w:sz w:val="21"/>
@@ -30,7 +30,7 @@
       </w:pPr>
       <w:r>
         <w:rPr>
-          <w:rFonts w:ascii="Arial Unicode MS" w:hAnsi="Arial Unicode MS" w:eastAsia="Arial Unicode MS" w:cs="Arial Unicode MS"/>
+          <w:rFonts w:ascii="Arial" w:hAnsi="Arial" w:eastAsia="PingFang SC" w:cs="PingFang SC"/>
           <w:b/>
           <w:color w:val="0B2545"/>
           <w:sz w:val="54"/>
@@ -45,7 +45,7 @@
       </w:pPr>
       <w:r>
         <w:rPr>
-          <w:rFonts w:ascii="Arial Unicode MS" w:hAnsi="Arial Unicode MS" w:eastAsia="Arial Unicode MS" w:cs="Arial Unicode MS"/>
+          <w:rFonts w:ascii="Arial" w:hAnsi="Arial" w:eastAsia="PingFang SC" w:cs="PingFang SC"/>
           <w:color w:val="5F6368"/>
           <w:sz w:val="26"/>
         </w:rPr>
@@ -59,7 +59,7 @@
       </w:pPr>
       <w:r>
         <w:rPr>
-          <w:rFonts w:ascii="Arial Unicode MS" w:hAnsi="Arial Unicode MS" w:eastAsia="Arial Unicode MS" w:cs="Arial Unicode MS"/>
+          <w:rFonts w:ascii="Arial" w:hAnsi="Arial" w:eastAsia="PingFang SC" w:cs="PingFang SC"/>
           <w:b/>
           <w:color w:val="2E74B5"/>
           <w:sz w:val="20"/>
@@ -81,14 +81,14 @@
       </w:pPr>
       <w:r>
         <w:rPr>
-          <w:rFonts w:ascii="Arial Unicode MS" w:hAnsi="Arial Unicode MS" w:eastAsia="Arial Unicode MS" w:cs="Arial Unicode MS"/>
+          <w:rFonts w:ascii="Arial" w:hAnsi="Arial" w:eastAsia="PingFang SC" w:cs="PingFang SC"/>
           <w:b w:val="0"/>
         </w:rPr>
         <w:t>API base_url：</w:t>
       </w:r>
       <w:r>
         <w:rPr>
-          <w:rFonts w:ascii="Menlo" w:hAnsi="Menlo" w:eastAsia="Arial Unicode MS" w:cs="Arial Unicode MS"/>
+          <w:rFonts w:ascii="Menlo" w:hAnsi="Menlo" w:eastAsia="PingFang SC" w:cs="PingFang SC"/>
           <w:b w:val="0"/>
           <w:color w:val="1F4D78"/>
           <w:sz w:val="20"/>
@@ -102,14 +102,14 @@
       </w:pPr>
       <w:r>
         <w:rPr>
-          <w:rFonts w:ascii="Arial Unicode MS" w:hAnsi="Arial Unicode MS" w:eastAsia="Arial Unicode MS" w:cs="Arial Unicode MS"/>
+          <w:rFonts w:ascii="Arial" w:hAnsi="Arial" w:eastAsia="PingFang SC" w:cs="PingFang SC"/>
           <w:b w:val="0"/>
         </w:rPr>
         <w:t xml:space="preserve">前置步骤：请先完成父教程《中转注册、兑换与 API 密钥配置教程》，准备好自己的 </w:t>
       </w:r>
       <w:r>
         <w:rPr>
-          <w:rFonts w:ascii="Menlo" w:hAnsi="Menlo" w:eastAsia="Arial Unicode MS" w:cs="Arial Unicode MS"/>
+          <w:rFonts w:ascii="Menlo" w:hAnsi="Menlo" w:eastAsia="PingFang SC" w:cs="PingFang SC"/>
           <w:b w:val="0"/>
           <w:color w:val="1F4D78"/>
           <w:sz w:val="20"/>
@@ -118,7 +118,7 @@
       </w:r>
       <w:r>
         <w:rPr>
-          <w:rFonts w:ascii="Arial Unicode MS" w:hAnsi="Arial Unicode MS" w:eastAsia="Arial Unicode MS" w:cs="Arial Unicode MS"/>
+          <w:rFonts w:ascii="Arial" w:hAnsi="Arial" w:eastAsia="PingFang SC" w:cs="PingFang SC"/>
           <w:b w:val="0"/>
         </w:rPr>
         <w:t xml:space="preserve"> 和 API Key。本文只讲客户端配置，不再重复注册、兑换和创建密钥。</w:t>
@@ -130,7 +130,7 @@
       </w:pPr>
       <w:r>
         <w:rPr>
-          <w:rFonts w:ascii="Arial Unicode MS" w:hAnsi="Arial Unicode MS" w:eastAsia="Arial Unicode MS" w:cs="Arial Unicode MS"/>
+          <w:rFonts w:ascii="Arial" w:hAnsi="Arial" w:eastAsia="PingFang SC" w:cs="PingFang SC"/>
           <w:b w:val="0"/>
         </w:rPr>
         <w:t>教程要点</w:t>
@@ -146,7 +146,7 @@
       </w:pPr>
       <w:r>
         <w:rPr>
-          <w:rFonts w:ascii="Arial Unicode MS" w:hAnsi="Arial Unicode MS" w:eastAsia="Arial Unicode MS" w:cs="Arial Unicode MS"/>
+          <w:rFonts w:ascii="Arial" w:hAnsi="Arial" w:eastAsia="PingFang SC" w:cs="PingFang SC"/>
           <w:b w:val="0"/>
         </w:rPr>
         <w:t>安装 Cherry Studio</w:t>
@@ -162,7 +162,7 @@
       </w:pPr>
       <w:r>
         <w:rPr>
-          <w:rFonts w:ascii="Arial Unicode MS" w:hAnsi="Arial Unicode MS" w:eastAsia="Arial Unicode MS" w:cs="Arial Unicode MS"/>
+          <w:rFonts w:ascii="Arial" w:hAnsi="Arial" w:eastAsia="PingFang SC" w:cs="PingFang SC"/>
           <w:b w:val="0"/>
         </w:rPr>
         <w:t>配置 New API 模型服务</w:t>
@@ -178,14 +178,14 @@
       </w:pPr>
       <w:r>
         <w:rPr>
-          <w:rFonts w:ascii="Arial Unicode MS" w:hAnsi="Arial Unicode MS" w:eastAsia="Arial Unicode MS" w:cs="Arial Unicode MS"/>
+          <w:rFonts w:ascii="Arial" w:hAnsi="Arial" w:eastAsia="PingFang SC" w:cs="PingFang SC"/>
           <w:b w:val="0"/>
         </w:rPr>
         <w:t xml:space="preserve">添加 </w:t>
       </w:r>
       <w:r>
         <w:rPr>
-          <w:rFonts w:ascii="Menlo" w:hAnsi="Menlo" w:eastAsia="Arial Unicode MS" w:cs="Arial Unicode MS"/>
+          <w:rFonts w:ascii="Menlo" w:hAnsi="Menlo" w:eastAsia="PingFang SC" w:cs="PingFang SC"/>
           <w:b w:val="0"/>
           <w:color w:val="1F4D78"/>
           <w:sz w:val="20"/>
@@ -194,7 +194,7 @@
       </w:r>
       <w:r>
         <w:rPr>
-          <w:rFonts w:ascii="Arial Unicode MS" w:hAnsi="Arial Unicode MS" w:eastAsia="Arial Unicode MS" w:cs="Arial Unicode MS"/>
+          <w:rFonts w:ascii="Arial" w:hAnsi="Arial" w:eastAsia="PingFang SC" w:cs="PingFang SC"/>
           <w:b w:val="0"/>
         </w:rPr>
         <w:t xml:space="preserve"> 图像生成模型</w:t>
@@ -210,7 +210,7 @@
       </w:pPr>
       <w:r>
         <w:rPr>
-          <w:rFonts w:ascii="Arial Unicode MS" w:hAnsi="Arial Unicode MS" w:eastAsia="Arial Unicode MS" w:cs="Arial Unicode MS"/>
+          <w:rFonts w:ascii="Arial" w:hAnsi="Arial" w:eastAsia="PingFang SC" w:cs="PingFang SC"/>
           <w:b w:val="0"/>
         </w:rPr>
         <w:t>使用绘画入口生成图片</w:t>
@@ -222,7 +222,7 @@
       </w:pPr>
       <w:r>
         <w:rPr>
-          <w:rFonts w:ascii="Arial Unicode MS" w:hAnsi="Arial Unicode MS" w:eastAsia="Arial Unicode MS" w:cs="Arial Unicode MS"/>
+          <w:rFonts w:ascii="Arial" w:hAnsi="Arial" w:eastAsia="PingFang SC" w:cs="PingFang SC"/>
           <w:b w:val="0"/>
         </w:rPr>
         <w:t>Cherry Studio 图像生成流程</w:t>
@@ -234,7 +234,7 @@
       </w:pPr>
       <w:r>
         <w:rPr>
-          <w:rFonts w:ascii="Arial Unicode MS" w:hAnsi="Arial Unicode MS" w:eastAsia="Arial Unicode MS" w:cs="Arial Unicode MS"/>
+          <w:rFonts w:ascii="Arial" w:hAnsi="Arial" w:eastAsia="PingFang SC" w:cs="PingFang SC"/>
           <w:b w:val="0"/>
         </w:rPr>
         <w:t>当前图像生成路径说明</w:t>
@@ -246,14 +246,14 @@
       </w:pPr>
       <w:r>
         <w:rPr>
-          <w:rFonts w:ascii="Arial Unicode MS" w:hAnsi="Arial Unicode MS" w:eastAsia="Arial Unicode MS" w:cs="Arial Unicode MS"/>
+          <w:rFonts w:ascii="Arial" w:hAnsi="Arial" w:eastAsia="PingFang SC" w:cs="PingFang SC"/>
           <w:b w:val="0"/>
         </w:rPr>
         <w:t xml:space="preserve">当前生图请走 </w:t>
       </w:r>
       <w:r>
         <w:rPr>
-          <w:rFonts w:ascii="Menlo" w:hAnsi="Menlo" w:eastAsia="Arial Unicode MS" w:cs="Arial Unicode MS"/>
+          <w:rFonts w:ascii="Menlo" w:hAnsi="Menlo" w:eastAsia="PingFang SC" w:cs="PingFang SC"/>
           <w:b w:val="0"/>
           <w:color w:val="1F4D78"/>
           <w:sz w:val="20"/>
@@ -262,14 +262,14 @@
       </w:r>
       <w:r>
         <w:rPr>
-          <w:rFonts w:ascii="Arial Unicode MS" w:hAnsi="Arial Unicode MS" w:eastAsia="Arial Unicode MS" w:cs="Arial Unicode MS"/>
+          <w:rFonts w:ascii="Arial" w:hAnsi="Arial" w:eastAsia="PingFang SC" w:cs="PingFang SC"/>
           <w:b w:val="0"/>
         </w:rPr>
         <w:t xml:space="preserve"> 路径。除“GPT Image 生图专用”分组外，其他分组暂无法在 Codex 中直接调用 </w:t>
       </w:r>
       <w:r>
         <w:rPr>
-          <w:rFonts w:ascii="Menlo" w:hAnsi="Menlo" w:eastAsia="Arial Unicode MS" w:cs="Arial Unicode MS"/>
+          <w:rFonts w:ascii="Menlo" w:hAnsi="Menlo" w:eastAsia="PingFang SC" w:cs="PingFang SC"/>
           <w:b w:val="0"/>
           <w:color w:val="1F4D78"/>
           <w:sz w:val="20"/>
@@ -278,7 +278,7 @@
       </w:r>
       <w:r>
         <w:rPr>
-          <w:rFonts w:ascii="Arial Unicode MS" w:hAnsi="Arial Unicode MS" w:eastAsia="Arial Unicode MS" w:cs="Arial Unicode MS"/>
+          <w:rFonts w:ascii="Arial" w:hAnsi="Arial" w:eastAsia="PingFang SC" w:cs="PingFang SC"/>
           <w:b w:val="0"/>
         </w:rPr>
         <w:t xml:space="preserve"> 生图模型。</w:t>
@@ -290,7 +290,7 @@
       </w:pPr>
       <w:r>
         <w:rPr>
-          <w:rFonts w:ascii="Arial Unicode MS" w:hAnsi="Arial Unicode MS" w:eastAsia="Arial Unicode MS" w:cs="Arial Unicode MS"/>
+          <w:rFonts w:ascii="Arial" w:hAnsi="Arial" w:eastAsia="PingFang SC" w:cs="PingFang SC"/>
           <w:b w:val="0"/>
         </w:rPr>
         <w:t>建议按本教程配置 Cherry Studio，图像生成流程更专业，也更方便选择模型和管理提示词。</w:t>
@@ -302,7 +302,7 @@
       </w:pPr>
       <w:r>
         <w:rPr>
-          <w:rFonts w:ascii="Arial Unicode MS" w:hAnsi="Arial Unicode MS" w:eastAsia="Arial Unicode MS" w:cs="Arial Unicode MS"/>
+          <w:rFonts w:ascii="Arial" w:hAnsi="Arial" w:eastAsia="PingFang SC" w:cs="PingFang SC"/>
           <w:b w:val="0"/>
         </w:rPr>
         <w:t>1. 下载 Cherry Studio</w:t>
@@ -314,7 +314,7 @@
       </w:pPr>
       <w:r>
         <w:rPr>
-          <w:rFonts w:ascii="Arial Unicode MS" w:hAnsi="Arial Unicode MS" w:eastAsia="Arial Unicode MS" w:cs="Arial Unicode MS"/>
+          <w:rFonts w:ascii="Arial" w:hAnsi="Arial" w:eastAsia="PingFang SC" w:cs="PingFang SC"/>
           <w:b w:val="0"/>
         </w:rPr>
         <w:t xml:space="preserve">打开 Cherry Studio 官网 </w:t>
@@ -322,7 +322,7 @@
       <w:hyperlink r:id="rId11">
         <w:r>
           <w:rPr>
-            <w:rFonts w:ascii="Arial Unicode MS" w:hAnsi="Arial Unicode MS" w:eastAsia="Arial Unicode MS" w:cs="Arial Unicode MS"/>
+            <w:rFonts w:ascii="Arial" w:hAnsi="Arial" w:eastAsia="PingFang SC" w:cs="PingFang SC"/>
             <w:color w:val="0563C1"/>
             <w:u w:val="single"/>
           </w:rPr>
@@ -331,7 +331,7 @@
       </w:hyperlink>
       <w:r>
         <w:rPr>
-          <w:rFonts w:ascii="Arial Unicode MS" w:hAnsi="Arial Unicode MS" w:eastAsia="Arial Unicode MS" w:cs="Arial Unicode MS"/>
+          <w:rFonts w:ascii="Arial" w:hAnsi="Arial" w:eastAsia="PingFang SC" w:cs="PingFang SC"/>
           <w:b w:val="0"/>
         </w:rPr>
         <w:t>，下载并安装适合你系统的版本。</w:t>
@@ -384,7 +384,7 @@
       </w:pPr>
       <w:r>
         <w:rPr>
-          <w:rFonts w:ascii="Arial Unicode MS" w:hAnsi="Arial Unicode MS" w:eastAsia="Arial Unicode MS" w:cs="Arial Unicode MS"/>
+          <w:rFonts w:ascii="Arial" w:hAnsi="Arial" w:eastAsia="PingFang SC" w:cs="PingFang SC"/>
           <w:b w:val="0"/>
         </w:rPr>
         <w:t>图 1：进入 Cherry Studio 官网下载客户端。</w:t>
@@ -396,7 +396,7 @@
       </w:pPr>
       <w:r>
         <w:rPr>
-          <w:rFonts w:ascii="Arial Unicode MS" w:hAnsi="Arial Unicode MS" w:eastAsia="Arial Unicode MS" w:cs="Arial Unicode MS"/>
+          <w:rFonts w:ascii="Arial" w:hAnsi="Arial" w:eastAsia="PingFang SC" w:cs="PingFang SC"/>
           <w:b w:val="0"/>
         </w:rPr>
         <w:t>2. 配置模型服务</w:t>
@@ -412,7 +412,7 @@
       </w:pPr>
       <w:r>
         <w:rPr>
-          <w:rFonts w:ascii="Arial Unicode MS" w:hAnsi="Arial Unicode MS" w:eastAsia="Arial Unicode MS" w:cs="Arial Unicode MS"/>
+          <w:rFonts w:ascii="Arial" w:hAnsi="Arial" w:eastAsia="PingFang SC" w:cs="PingFang SC"/>
           <w:b w:val="0"/>
         </w:rPr>
         <w:t>打开 Cherry Studio，点击右上角设置按钮。</w:t>
@@ -428,21 +428,21 @@
       </w:pPr>
       <w:r>
         <w:rPr>
-          <w:rFonts w:ascii="Arial Unicode MS" w:hAnsi="Arial Unicode MS" w:eastAsia="Arial Unicode MS" w:cs="Arial Unicode MS"/>
+          <w:rFonts w:ascii="Arial" w:hAnsi="Arial" w:eastAsia="PingFang SC" w:cs="PingFang SC"/>
           <w:b w:val="0"/>
         </w:rPr>
         <w:t xml:space="preserve">在“模型服务”中找到并选择 </w:t>
       </w:r>
       <w:r>
         <w:rPr>
-          <w:rFonts w:ascii="Arial Unicode MS" w:hAnsi="Arial Unicode MS" w:eastAsia="Arial Unicode MS" w:cs="Arial Unicode MS"/>
+          <w:rFonts w:ascii="Arial" w:hAnsi="Arial" w:eastAsia="PingFang SC" w:cs="PingFang SC"/>
           <w:b/>
         </w:rPr>
         <w:t>New API</w:t>
       </w:r>
       <w:r>
         <w:rPr>
-          <w:rFonts w:ascii="Arial Unicode MS" w:hAnsi="Arial Unicode MS" w:eastAsia="Arial Unicode MS" w:cs="Arial Unicode MS"/>
+          <w:rFonts w:ascii="Arial" w:hAnsi="Arial" w:eastAsia="PingFang SC" w:cs="PingFang SC"/>
           <w:b w:val="0"/>
         </w:rPr>
         <w:t>。</w:t>
@@ -458,26 +458,10 @@
       </w:pPr>
       <w:r>
         <w:rPr>
-          <w:rFonts w:ascii="Arial Unicode MS" w:hAnsi="Arial Unicode MS" w:eastAsia="Arial Unicode MS" w:cs="Arial Unicode MS"/>
+          <w:rFonts w:ascii="Arial" w:hAnsi="Arial" w:eastAsia="PingFang SC" w:cs="PingFang SC"/>
           <w:b w:val="0"/>
         </w:rPr>
-        <w:t xml:space="preserve">填写 API 地址和密钥。API 地址填写 </w:t>
-      </w:r>
-      <w:r>
-        <w:rPr>
-          <w:rFonts w:ascii="Menlo" w:hAnsi="Menlo" w:eastAsia="Arial Unicode MS" w:cs="Arial Unicode MS"/>
-          <w:b w:val="0"/>
-          <w:color w:val="1F4D78"/>
-          <w:sz w:val="20"/>
-        </w:rPr>
-        <w:t>https://sakai.my/</w:t>
-      </w:r>
-      <w:r>
-        <w:rPr>
-          <w:rFonts w:ascii="Arial Unicode MS" w:hAnsi="Arial Unicode MS" w:eastAsia="Arial Unicode MS" w:cs="Arial Unicode MS"/>
-          <w:b w:val="0"/>
-        </w:rPr>
-        <w:t>，API 密钥填写你自己的中转 API Key。</w:t>
+        <w:t>填写 API 地址和密钥，具体值以父教程“使用密钥”弹窗显示的真实配置为准。</w:t>
       </w:r>
     </w:p>
     <w:p>
@@ -527,7 +511,7 @@
       </w:pPr>
       <w:r>
         <w:rPr>
-          <w:rFonts w:ascii="Arial Unicode MS" w:hAnsi="Arial Unicode MS" w:eastAsia="Arial Unicode MS" w:cs="Arial Unicode MS"/>
+          <w:rFonts w:ascii="Arial" w:hAnsi="Arial" w:eastAsia="PingFang SC" w:cs="PingFang SC"/>
           <w:b w:val="0"/>
         </w:rPr>
         <w:t>图 2：点击右上角设置按钮。</w:t>
@@ -580,7 +564,7 @@
       </w:pPr>
       <w:r>
         <w:rPr>
-          <w:rFonts w:ascii="Arial Unicode MS" w:hAnsi="Arial Unicode MS" w:eastAsia="Arial Unicode MS" w:cs="Arial Unicode MS"/>
+          <w:rFonts w:ascii="Arial" w:hAnsi="Arial" w:eastAsia="PingFang SC" w:cs="PingFang SC"/>
           <w:b w:val="0"/>
         </w:rPr>
         <w:t>图 3：在模型服务中找到 New API。</w:t>
@@ -592,43 +576,10 @@
       </w:pPr>
       <w:r>
         <w:rPr>
-          <w:rFonts w:ascii="Arial Unicode MS" w:hAnsi="Arial Unicode MS" w:eastAsia="Arial Unicode MS" w:cs="Arial Unicode MS"/>
+          <w:rFonts w:ascii="Arial" w:hAnsi="Arial" w:eastAsia="PingFang SC" w:cs="PingFang SC"/>
           <w:b w:val="0"/>
         </w:rPr>
-        <w:t xml:space="preserve">填写提醒：API 地址固定填写 </w:t>
-      </w:r>
-      <w:r>
-        <w:rPr>
-          <w:rFonts w:ascii="Menlo" w:hAnsi="Menlo" w:eastAsia="Arial Unicode MS" w:cs="Arial Unicode MS"/>
-          <w:b w:val="0"/>
-          <w:color w:val="1F4D78"/>
-          <w:sz w:val="20"/>
-        </w:rPr>
-        <w:t>https://sakai.my/</w:t>
-      </w:r>
-      <w:r>
-        <w:rPr>
-          <w:rFonts w:ascii="Arial Unicode MS" w:hAnsi="Arial Unicode MS" w:eastAsia="Arial Unicode MS" w:cs="Arial Unicode MS"/>
-          <w:b w:val="0"/>
-        </w:rPr>
-        <w:t xml:space="preserve">。API 密钥请从 </w:t>
-      </w:r>
-      <w:hyperlink r:id="rId15">
-        <w:r>
-          <w:rPr>
-            <w:rFonts w:ascii="Arial Unicode MS" w:hAnsi="Arial Unicode MS" w:eastAsia="Arial Unicode MS" w:cs="Arial Unicode MS"/>
-            <w:color w:val="0563C1"/>
-            <w:u w:val="single"/>
-          </w:rPr>
-          <w:t>中转后台 API 密钥页面</w:t>
-        </w:r>
-      </w:hyperlink>
-      <w:r>
-        <w:rPr>
-          <w:rFonts w:ascii="Arial Unicode MS" w:hAnsi="Arial Unicode MS" w:eastAsia="Arial Unicode MS" w:cs="Arial Unicode MS"/>
-          <w:b w:val="0"/>
-        </w:rPr>
-        <w:t xml:space="preserve"> 复制自己的 Key，不要复制教程截图。</w:t>
+        <w:t>填写提醒：API 地址和 API 密钥都以父教程“使用密钥”弹窗为准，不要复制教程截图中的示例值。</w:t>
       </w:r>
     </w:p>
     <w:p>
@@ -637,7 +588,7 @@
       </w:pPr>
       <w:r>
         <w:rPr>
-          <w:rFonts w:ascii="Arial Unicode MS" w:hAnsi="Arial Unicode MS" w:eastAsia="Arial Unicode MS" w:cs="Arial Unicode MS"/>
+          <w:rFonts w:ascii="Arial" w:hAnsi="Arial" w:eastAsia="PingFang SC" w:cs="PingFang SC"/>
           <w:b w:val="0"/>
         </w:rPr>
         <w:t>3. 配置图像生成模型</w:t>
@@ -653,7 +604,7 @@
       </w:pPr>
       <w:r>
         <w:rPr>
-          <w:rFonts w:ascii="Arial Unicode MS" w:hAnsi="Arial Unicode MS" w:eastAsia="Arial Unicode MS" w:cs="Arial Unicode MS"/>
+          <w:rFonts w:ascii="Arial" w:hAnsi="Arial" w:eastAsia="PingFang SC" w:cs="PingFang SC"/>
           <w:b w:val="0"/>
         </w:rPr>
         <w:t>点击“获取模型列表”，拉取当前账号可用模型。</w:t>
@@ -669,14 +620,14 @@
       </w:pPr>
       <w:r>
         <w:rPr>
-          <w:rFonts w:ascii="Arial Unicode MS" w:hAnsi="Arial Unicode MS" w:eastAsia="Arial Unicode MS" w:cs="Arial Unicode MS"/>
+          <w:rFonts w:ascii="Arial" w:hAnsi="Arial" w:eastAsia="PingFang SC" w:cs="PingFang SC"/>
           <w:b w:val="0"/>
         </w:rPr>
         <w:t xml:space="preserve">找到 </w:t>
       </w:r>
       <w:r>
         <w:rPr>
-          <w:rFonts w:ascii="Menlo" w:hAnsi="Menlo" w:eastAsia="Arial Unicode MS" w:cs="Arial Unicode MS"/>
+          <w:rFonts w:ascii="Menlo" w:hAnsi="Menlo" w:eastAsia="PingFang SC" w:cs="PingFang SC"/>
           <w:b w:val="0"/>
           <w:color w:val="1F4D78"/>
           <w:sz w:val="20"/>
@@ -685,7 +636,7 @@
       </w:r>
       <w:r>
         <w:rPr>
-          <w:rFonts w:ascii="Arial Unicode MS" w:hAnsi="Arial Unicode MS" w:eastAsia="Arial Unicode MS" w:cs="Arial Unicode MS"/>
+          <w:rFonts w:ascii="Arial" w:hAnsi="Arial" w:eastAsia="PingFang SC" w:cs="PingFang SC"/>
           <w:b w:val="0"/>
         </w:rPr>
         <w:t>，点击右侧加号添加模型。</w:t>
@@ -701,7 +652,7 @@
       </w:pPr>
       <w:r>
         <w:rPr>
-          <w:rFonts w:ascii="Arial Unicode MS" w:hAnsi="Arial Unicode MS" w:eastAsia="Arial Unicode MS" w:cs="Arial Unicode MS"/>
+          <w:rFonts w:ascii="Arial" w:hAnsi="Arial" w:eastAsia="PingFang SC" w:cs="PingFang SC"/>
           <w:b w:val="0"/>
         </w:rPr>
         <w:t>在端点类型中选择“图像生成”，然后点击“添加模型”。</w:t>
@@ -717,14 +668,14 @@
       </w:pPr>
       <w:r>
         <w:rPr>
-          <w:rFonts w:ascii="Arial Unicode MS" w:hAnsi="Arial Unicode MS" w:eastAsia="Arial Unicode MS" w:cs="Arial Unicode MS"/>
+          <w:rFonts w:ascii="Arial" w:hAnsi="Arial" w:eastAsia="PingFang SC" w:cs="PingFang SC"/>
           <w:b w:val="0"/>
         </w:rPr>
         <w:t xml:space="preserve">返回模型列表，确认 </w:t>
       </w:r>
       <w:r>
         <w:rPr>
-          <w:rFonts w:ascii="Menlo" w:hAnsi="Menlo" w:eastAsia="Arial Unicode MS" w:cs="Arial Unicode MS"/>
+          <w:rFonts w:ascii="Menlo" w:hAnsi="Menlo" w:eastAsia="PingFang SC" w:cs="PingFang SC"/>
           <w:b w:val="0"/>
           <w:color w:val="1F4D78"/>
           <w:sz w:val="20"/>
@@ -733,7 +684,7 @@
       </w:r>
       <w:r>
         <w:rPr>
-          <w:rFonts w:ascii="Arial Unicode MS" w:hAnsi="Arial Unicode MS" w:eastAsia="Arial Unicode MS" w:cs="Arial Unicode MS"/>
+          <w:rFonts w:ascii="Arial" w:hAnsi="Arial" w:eastAsia="PingFang SC" w:cs="PingFang SC"/>
           <w:b w:val="0"/>
         </w:rPr>
         <w:t xml:space="preserve"> 已经以图像生成端点保存。</w:t>
@@ -758,6 +709,59 @@
                 <pic:pic>
                   <pic:nvPicPr>
                     <pic:cNvPr id="0" name="image-8.png"/>
+                    <pic:cNvPicPr/>
+                  </pic:nvPicPr>
+                  <pic:blipFill>
+                    <a:blip r:embed="rId15"/>
+                    <a:stretch>
+                      <a:fillRect/>
+                    </a:stretch>
+                  </pic:blipFill>
+                  <pic:spPr>
+                    <a:xfrm>
+                      <a:off x="0" y="0"/>
+                      <a:ext cx="5623560" cy="4053978"/>
+                    </a:xfrm>
+                    <a:prstGeom prst="rect"/>
+                  </pic:spPr>
+                </pic:pic>
+              </a:graphicData>
+            </a:graphic>
+          </wp:inline>
+        </w:drawing>
+      </w:r>
+    </w:p>
+    <w:p>
+      <w:pPr>
+        <w:pStyle w:val="Caption"/>
+      </w:pPr>
+      <w:r>
+        <w:rPr>
+          <w:rFonts w:ascii="Arial" w:hAnsi="Arial" w:eastAsia="PingFang SC" w:cs="PingFang SC"/>
+          <w:b w:val="0"/>
+        </w:rPr>
+        <w:t>图 4：找到 gpt-image-2 并点击右侧加号。</w:t>
+      </w:r>
+    </w:p>
+    <w:p>
+      <w:pPr>
+        <w:keepNext/>
+        <w:spacing w:before="80" w:after="40"/>
+        <w:jc w:val="center"/>
+      </w:pPr>
+      <w:r>
+        <w:drawing>
+          <wp:inline xmlns:a="http://schemas.openxmlformats.org/drawingml/2006/main" xmlns:pic="http://schemas.openxmlformats.org/drawingml/2006/picture">
+            <wp:extent cx="5623560" cy="4053978"/>
+            <wp:docPr id="5" name="Picture 5" descr="Cherry Studio 选择图像生成端点类型" title="Cherry Studio 选择图像生成端点类型"/>
+            <wp:cNvGraphicFramePr>
+              <a:graphicFrameLocks noChangeAspect="1"/>
+            </wp:cNvGraphicFramePr>
+            <a:graphic>
+              <a:graphicData uri="http://schemas.openxmlformats.org/drawingml/2006/picture">
+                <pic:pic>
+                  <pic:nvPicPr>
+                    <pic:cNvPr id="0" name="image-9.png"/>
                     <pic:cNvPicPr/>
                   </pic:nvPicPr>
                   <pic:blipFill>
@@ -786,10 +790,102 @@
       </w:pPr>
       <w:r>
         <w:rPr>
-          <w:rFonts w:ascii="Arial Unicode MS" w:hAnsi="Arial Unicode MS" w:eastAsia="Arial Unicode MS" w:cs="Arial Unicode MS"/>
+          <w:rFonts w:ascii="Arial" w:hAnsi="Arial" w:eastAsia="PingFang SC" w:cs="PingFang SC"/>
           <w:b w:val="0"/>
         </w:rPr>
-        <w:t>图 6：找到 gpt-image-2 并点击右侧加号。</w:t>
+        <w:t>图 5：端点类型选择图像生成后添加模型。</w:t>
+      </w:r>
+    </w:p>
+    <w:p>
+      <w:pPr>
+        <w:pStyle w:val="Heading2"/>
+      </w:pPr>
+      <w:r>
+        <w:rPr>
+          <w:rFonts w:ascii="Arial" w:hAnsi="Arial" w:eastAsia="PingFang SC" w:cs="PingFang SC"/>
+          <w:b w:val="0"/>
+        </w:rPr>
+        <w:t>4. 开始生图</w:t>
+      </w:r>
+    </w:p>
+    <w:p>
+      <w:pPr>
+        <w:spacing w:after="80" w:line="300" w:lineRule="auto"/>
+        <w:numPr>
+          <w:ilvl w:val="0"/>
+          <w:numId w:val="13"/>
+        </w:numPr>
+      </w:pPr>
+      <w:r>
+        <w:rPr>
+          <w:rFonts w:ascii="Arial" w:hAnsi="Arial" w:eastAsia="PingFang SC" w:cs="PingFang SC"/>
+          <w:b w:val="0"/>
+        </w:rPr>
+        <w:t>点击上方加号，新建任务。</w:t>
+      </w:r>
+    </w:p>
+    <w:p>
+      <w:pPr>
+        <w:spacing w:after="80" w:line="300" w:lineRule="auto"/>
+        <w:numPr>
+          <w:ilvl w:val="0"/>
+          <w:numId w:val="13"/>
+        </w:numPr>
+      </w:pPr>
+      <w:r>
+        <w:rPr>
+          <w:rFonts w:ascii="Arial" w:hAnsi="Arial" w:eastAsia="PingFang SC" w:cs="PingFang SC"/>
+          <w:b w:val="0"/>
+        </w:rPr>
+        <w:t>选择“绘画”。</w:t>
+      </w:r>
+    </w:p>
+    <w:p>
+      <w:pPr>
+        <w:spacing w:after="80" w:line="300" w:lineRule="auto"/>
+        <w:numPr>
+          <w:ilvl w:val="0"/>
+          <w:numId w:val="13"/>
+        </w:numPr>
+      </w:pPr>
+      <w:r>
+        <w:rPr>
+          <w:rFonts w:ascii="Arial" w:hAnsi="Arial" w:eastAsia="PingFang SC" w:cs="PingFang SC"/>
+          <w:b w:val="0"/>
+        </w:rPr>
+        <w:t xml:space="preserve">选择刚配置的模型提供商和 </w:t>
+      </w:r>
+      <w:r>
+        <w:rPr>
+          <w:rFonts w:ascii="Menlo" w:hAnsi="Menlo" w:eastAsia="PingFang SC" w:cs="PingFang SC"/>
+          <w:b w:val="0"/>
+          <w:color w:val="1F4D78"/>
+          <w:sz w:val="20"/>
+        </w:rPr>
+        <w:t>gpt-image-2</w:t>
+      </w:r>
+      <w:r>
+        <w:rPr>
+          <w:rFonts w:ascii="Arial" w:hAnsi="Arial" w:eastAsia="PingFang SC" w:cs="PingFang SC"/>
+          <w:b w:val="0"/>
+        </w:rPr>
+        <w:t xml:space="preserve"> 模型。</w:t>
+      </w:r>
+    </w:p>
+    <w:p>
+      <w:pPr>
+        <w:spacing w:after="80" w:line="300" w:lineRule="auto"/>
+        <w:numPr>
+          <w:ilvl w:val="0"/>
+          <w:numId w:val="13"/>
+        </w:numPr>
+      </w:pPr>
+      <w:r>
+        <w:rPr>
+          <w:rFonts w:ascii="Arial" w:hAnsi="Arial" w:eastAsia="PingFang SC" w:cs="PingFang SC"/>
+          <w:b w:val="0"/>
+        </w:rPr>
+        <w:t>输入提示词并发送，等待图片生成完成。</w:t>
       </w:r>
     </w:p>
     <w:p>
@@ -802,7 +898,7 @@
         <w:drawing>
           <wp:inline xmlns:a="http://schemas.openxmlformats.org/drawingml/2006/main" xmlns:pic="http://schemas.openxmlformats.org/drawingml/2006/picture">
             <wp:extent cx="5623560" cy="4053978"/>
-            <wp:docPr id="5" name="Picture 5" descr="Cherry Studio 选择图像生成端点类型" title="Cherry Studio 选择图像生成端点类型"/>
+            <wp:docPr id="6" name="Picture 6" descr="Cherry Studio 选择绘画入口" title="Cherry Studio 选择绘画入口"/>
             <wp:cNvGraphicFramePr>
               <a:graphicFrameLocks noChangeAspect="1"/>
             </wp:cNvGraphicFramePr>
@@ -810,7 +906,7 @@
               <a:graphicData uri="http://schemas.openxmlformats.org/drawingml/2006/picture">
                 <pic:pic>
                   <pic:nvPicPr>
-                    <pic:cNvPr id="0" name="image-9.png"/>
+                    <pic:cNvPr id="0" name="image-12.png"/>
                     <pic:cNvPicPr/>
                   </pic:nvPicPr>
                   <pic:blipFill>
@@ -839,102 +935,10 @@
       </w:pPr>
       <w:r>
         <w:rPr>
-          <w:rFonts w:ascii="Arial Unicode MS" w:hAnsi="Arial Unicode MS" w:eastAsia="Arial Unicode MS" w:cs="Arial Unicode MS"/>
+          <w:rFonts w:ascii="Arial" w:hAnsi="Arial" w:eastAsia="PingFang SC" w:cs="PingFang SC"/>
           <w:b w:val="0"/>
         </w:rPr>
-        <w:t>图 7：端点类型选择图像生成后添加模型。</w:t>
-      </w:r>
-    </w:p>
-    <w:p>
-      <w:pPr>
-        <w:pStyle w:val="Heading2"/>
-      </w:pPr>
-      <w:r>
-        <w:rPr>
-          <w:rFonts w:ascii="Arial Unicode MS" w:hAnsi="Arial Unicode MS" w:eastAsia="Arial Unicode MS" w:cs="Arial Unicode MS"/>
-          <w:b w:val="0"/>
-        </w:rPr>
-        <w:t>4. 开始生图</w:t>
-      </w:r>
-    </w:p>
-    <w:p>
-      <w:pPr>
-        <w:spacing w:after="80" w:line="300" w:lineRule="auto"/>
-        <w:numPr>
-          <w:ilvl w:val="0"/>
-          <w:numId w:val="13"/>
-        </w:numPr>
-      </w:pPr>
-      <w:r>
-        <w:rPr>
-          <w:rFonts w:ascii="Arial Unicode MS" w:hAnsi="Arial Unicode MS" w:eastAsia="Arial Unicode MS" w:cs="Arial Unicode MS"/>
-          <w:b w:val="0"/>
-        </w:rPr>
-        <w:t>点击上方加号，新建任务。</w:t>
-      </w:r>
-    </w:p>
-    <w:p>
-      <w:pPr>
-        <w:spacing w:after="80" w:line="300" w:lineRule="auto"/>
-        <w:numPr>
-          <w:ilvl w:val="0"/>
-          <w:numId w:val="13"/>
-        </w:numPr>
-      </w:pPr>
-      <w:r>
-        <w:rPr>
-          <w:rFonts w:ascii="Arial Unicode MS" w:hAnsi="Arial Unicode MS" w:eastAsia="Arial Unicode MS" w:cs="Arial Unicode MS"/>
-          <w:b w:val="0"/>
-        </w:rPr>
-        <w:t>选择“绘画”。</w:t>
-      </w:r>
-    </w:p>
-    <w:p>
-      <w:pPr>
-        <w:spacing w:after="80" w:line="300" w:lineRule="auto"/>
-        <w:numPr>
-          <w:ilvl w:val="0"/>
-          <w:numId w:val="13"/>
-        </w:numPr>
-      </w:pPr>
-      <w:r>
-        <w:rPr>
-          <w:rFonts w:ascii="Arial Unicode MS" w:hAnsi="Arial Unicode MS" w:eastAsia="Arial Unicode MS" w:cs="Arial Unicode MS"/>
-          <w:b w:val="0"/>
-        </w:rPr>
-        <w:t xml:space="preserve">选择刚配置的模型提供商和 </w:t>
-      </w:r>
-      <w:r>
-        <w:rPr>
-          <w:rFonts w:ascii="Menlo" w:hAnsi="Menlo" w:eastAsia="Arial Unicode MS" w:cs="Arial Unicode MS"/>
-          <w:b w:val="0"/>
-          <w:color w:val="1F4D78"/>
-          <w:sz w:val="20"/>
-        </w:rPr>
-        <w:t>gpt-image-2</w:t>
-      </w:r>
-      <w:r>
-        <w:rPr>
-          <w:rFonts w:ascii="Arial Unicode MS" w:hAnsi="Arial Unicode MS" w:eastAsia="Arial Unicode MS" w:cs="Arial Unicode MS"/>
-          <w:b w:val="0"/>
-        </w:rPr>
-        <w:t xml:space="preserve"> 模型。</w:t>
-      </w:r>
-    </w:p>
-    <w:p>
-      <w:pPr>
-        <w:spacing w:after="80" w:line="300" w:lineRule="auto"/>
-        <w:numPr>
-          <w:ilvl w:val="0"/>
-          <w:numId w:val="13"/>
-        </w:numPr>
-      </w:pPr>
-      <w:r>
-        <w:rPr>
-          <w:rFonts w:ascii="Arial Unicode MS" w:hAnsi="Arial Unicode MS" w:eastAsia="Arial Unicode MS" w:cs="Arial Unicode MS"/>
-          <w:b w:val="0"/>
-        </w:rPr>
-        <w:t>输入提示词并发送，等待图片生成完成。</w:t>
+        <w:t>图 6：选择绘画。</w:t>
       </w:r>
     </w:p>
     <w:p>
@@ -947,7 +951,7 @@
         <w:drawing>
           <wp:inline xmlns:a="http://schemas.openxmlformats.org/drawingml/2006/main" xmlns:pic="http://schemas.openxmlformats.org/drawingml/2006/picture">
             <wp:extent cx="5623560" cy="4053978"/>
-            <wp:docPr id="6" name="Picture 6" descr="Cherry Studio 点击上方加号" title="Cherry Studio 点击上方加号"/>
+            <wp:docPr id="7" name="Picture 7" descr="Cherry Studio 选择模型提供商和模型发送提示词" title="Cherry Studio 选择模型提供商和模型发送提示词"/>
             <wp:cNvGraphicFramePr>
               <a:graphicFrameLocks noChangeAspect="1"/>
             </wp:cNvGraphicFramePr>
@@ -955,7 +959,7 @@
               <a:graphicData uri="http://schemas.openxmlformats.org/drawingml/2006/picture">
                 <pic:pic>
                   <pic:nvPicPr>
-                    <pic:cNvPr id="0" name="image-12.png"/>
+                    <pic:cNvPr id="0" name="image-13.png"/>
                     <pic:cNvPicPr/>
                   </pic:nvPicPr>
                   <pic:blipFill>
@@ -984,10 +988,10 @@
       </w:pPr>
       <w:r>
         <w:rPr>
-          <w:rFonts w:ascii="Arial Unicode MS" w:hAnsi="Arial Unicode MS" w:eastAsia="Arial Unicode MS" w:cs="Arial Unicode MS"/>
+          <w:rFonts w:ascii="Arial" w:hAnsi="Arial" w:eastAsia="PingFang SC" w:cs="PingFang SC"/>
           <w:b w:val="0"/>
         </w:rPr>
-        <w:t>图 9：点击上方加号后，选择“绘画”入口。</w:t>
+        <w:t>图 7：选择模型提供商和模型后发送提示词。</w:t>
       </w:r>
     </w:p>
     <w:p>
@@ -1000,7 +1004,7 @@
         <w:drawing>
           <wp:inline xmlns:a="http://schemas.openxmlformats.org/drawingml/2006/main" xmlns:pic="http://schemas.openxmlformats.org/drawingml/2006/picture">
             <wp:extent cx="5623560" cy="4053978"/>
-            <wp:docPr id="7" name="Picture 7" descr="Cherry Studio 选择绘画入口" title="Cherry Studio 选择绘画入口"/>
+            <wp:docPr id="8" name="Picture 8" descr="Cherry Studio 图像生成成功示例" title="Cherry Studio 图像生成成功示例"/>
             <wp:cNvGraphicFramePr>
               <a:graphicFrameLocks noChangeAspect="1"/>
             </wp:cNvGraphicFramePr>
@@ -1008,60 +1012,7 @@
               <a:graphicData uri="http://schemas.openxmlformats.org/drawingml/2006/picture">
                 <pic:pic>
                   <pic:nvPicPr>
-                    <pic:cNvPr id="0" name="image-12.png"/>
-                    <pic:cNvPicPr/>
-                  </pic:nvPicPr>
-                  <pic:blipFill>
-                    <a:blip r:embed="rId18"/>
-                    <a:stretch>
-                      <a:fillRect/>
-                    </a:stretch>
-                  </pic:blipFill>
-                  <pic:spPr>
-                    <a:xfrm>
-                      <a:off x="0" y="0"/>
-                      <a:ext cx="5623560" cy="4053978"/>
-                    </a:xfrm>
-                    <a:prstGeom prst="rect"/>
-                  </pic:spPr>
-                </pic:pic>
-              </a:graphicData>
-            </a:graphic>
-          </wp:inline>
-        </w:drawing>
-      </w:r>
-    </w:p>
-    <w:p>
-      <w:pPr>
-        <w:pStyle w:val="Caption"/>
-      </w:pPr>
-      <w:r>
-        <w:rPr>
-          <w:rFonts w:ascii="Arial Unicode MS" w:hAnsi="Arial Unicode MS" w:eastAsia="Arial Unicode MS" w:cs="Arial Unicode MS"/>
-          <w:b w:val="0"/>
-        </w:rPr>
-        <w:t>图 10：选择绘画。</w:t>
-      </w:r>
-    </w:p>
-    <w:p>
-      <w:pPr>
-        <w:keepNext/>
-        <w:spacing w:before="80" w:after="40"/>
-        <w:jc w:val="center"/>
-      </w:pPr>
-      <w:r>
-        <w:drawing>
-          <wp:inline xmlns:a="http://schemas.openxmlformats.org/drawingml/2006/main" xmlns:pic="http://schemas.openxmlformats.org/drawingml/2006/picture">
-            <wp:extent cx="5623560" cy="4053978"/>
-            <wp:docPr id="8" name="Picture 8" descr="Cherry Studio 选择模型提供商和模型发送提示词" title="Cherry Studio 选择模型提供商和模型发送提示词"/>
-            <wp:cNvGraphicFramePr>
-              <a:graphicFrameLocks noChangeAspect="1"/>
-            </wp:cNvGraphicFramePr>
-            <a:graphic>
-              <a:graphicData uri="http://schemas.openxmlformats.org/drawingml/2006/picture">
-                <pic:pic>
-                  <pic:nvPicPr>
-                    <pic:cNvPr id="0" name="image-13.png"/>
+                    <pic:cNvPr id="0" name="image-14.png"/>
                     <pic:cNvPicPr/>
                   </pic:nvPicPr>
                   <pic:blipFill>
@@ -1090,63 +1041,10 @@
       </w:pPr>
       <w:r>
         <w:rPr>
-          <w:rFonts w:ascii="Arial Unicode MS" w:hAnsi="Arial Unicode MS" w:eastAsia="Arial Unicode MS" w:cs="Arial Unicode MS"/>
+          <w:rFonts w:ascii="Arial" w:hAnsi="Arial" w:eastAsia="PingFang SC" w:cs="PingFang SC"/>
           <w:b w:val="0"/>
         </w:rPr>
-        <w:t>图 11：选择模型提供商和模型后发送提示词。</w:t>
-      </w:r>
-    </w:p>
-    <w:p>
-      <w:pPr>
-        <w:keepNext/>
-        <w:spacing w:before="80" w:after="40"/>
-        <w:jc w:val="center"/>
-      </w:pPr>
-      <w:r>
-        <w:drawing>
-          <wp:inline xmlns:a="http://schemas.openxmlformats.org/drawingml/2006/main" xmlns:pic="http://schemas.openxmlformats.org/drawingml/2006/picture">
-            <wp:extent cx="5623560" cy="4053978"/>
-            <wp:docPr id="9" name="Picture 9" descr="Cherry Studio 图像生成成功示例" title="Cherry Studio 图像生成成功示例"/>
-            <wp:cNvGraphicFramePr>
-              <a:graphicFrameLocks noChangeAspect="1"/>
-            </wp:cNvGraphicFramePr>
-            <a:graphic>
-              <a:graphicData uri="http://schemas.openxmlformats.org/drawingml/2006/picture">
-                <pic:pic>
-                  <pic:nvPicPr>
-                    <pic:cNvPr id="0" name="image-14.png"/>
-                    <pic:cNvPicPr/>
-                  </pic:nvPicPr>
-                  <pic:blipFill>
-                    <a:blip r:embed="rId20"/>
-                    <a:stretch>
-                      <a:fillRect/>
-                    </a:stretch>
-                  </pic:blipFill>
-                  <pic:spPr>
-                    <a:xfrm>
-                      <a:off x="0" y="0"/>
-                      <a:ext cx="5623560" cy="4053978"/>
-                    </a:xfrm>
-                    <a:prstGeom prst="rect"/>
-                  </pic:spPr>
-                </pic:pic>
-              </a:graphicData>
-            </a:graphic>
-          </wp:inline>
-        </w:drawing>
-      </w:r>
-    </w:p>
-    <w:p>
-      <w:pPr>
-        <w:pStyle w:val="Caption"/>
-      </w:pPr>
-      <w:r>
-        <w:rPr>
-          <w:rFonts w:ascii="Arial Unicode MS" w:hAnsi="Arial Unicode MS" w:eastAsia="Arial Unicode MS" w:cs="Arial Unicode MS"/>
-          <w:b w:val="0"/>
-        </w:rPr>
-        <w:t>图 12：图片生成成功。</w:t>
+        <w:t>图 8：图片生成成功。</w:t>
       </w:r>
     </w:p>
     <w:p>
@@ -1155,7 +1053,7 @@
       </w:pPr>
       <w:r>
         <w:rPr>
-          <w:rFonts w:ascii="Arial Unicode MS" w:hAnsi="Arial Unicode MS" w:eastAsia="Arial Unicode MS" w:cs="Arial Unicode MS"/>
+          <w:rFonts w:ascii="Arial" w:hAnsi="Arial" w:eastAsia="PingFang SC" w:cs="PingFang SC"/>
           <w:b w:val="0"/>
         </w:rPr>
         <w:t>5. 完成检查</w:t>
@@ -1171,26 +1069,10 @@
       </w:pPr>
       <w:r>
         <w:rPr>
-          <w:rFonts w:ascii="Arial Unicode MS" w:hAnsi="Arial Unicode MS" w:eastAsia="Arial Unicode MS" w:cs="Arial Unicode MS"/>
+          <w:rFonts w:ascii="Arial" w:hAnsi="Arial" w:eastAsia="PingFang SC" w:cs="PingFang SC"/>
           <w:b w:val="0"/>
         </w:rPr>
-        <w:t xml:space="preserve">模型服务 API 地址已填写 </w:t>
-      </w:r>
-      <w:r>
-        <w:rPr>
-          <w:rFonts w:ascii="Menlo" w:hAnsi="Menlo" w:eastAsia="Arial Unicode MS" w:cs="Arial Unicode MS"/>
-          <w:b w:val="0"/>
-          <w:color w:val="1F4D78"/>
-          <w:sz w:val="20"/>
-        </w:rPr>
-        <w:t>https://sakai.my/</w:t>
-      </w:r>
-      <w:r>
-        <w:rPr>
-          <w:rFonts w:ascii="Arial Unicode MS" w:hAnsi="Arial Unicode MS" w:eastAsia="Arial Unicode MS" w:cs="Arial Unicode MS"/>
-          <w:b w:val="0"/>
-        </w:rPr>
-        <w:t>。</w:t>
+        <w:t>模型服务 API 地址与父教程“使用密钥”弹窗显示的地址一致。</w:t>
       </w:r>
     </w:p>
     <w:p>
@@ -1203,7 +1085,7 @@
       </w:pPr>
       <w:r>
         <w:rPr>
-          <w:rFonts w:ascii="Arial Unicode MS" w:hAnsi="Arial Unicode MS" w:eastAsia="Arial Unicode MS" w:cs="Arial Unicode MS"/>
+          <w:rFonts w:ascii="Arial" w:hAnsi="Arial" w:eastAsia="PingFang SC" w:cs="PingFang SC"/>
           <w:b w:val="0"/>
         </w:rPr>
         <w:t>API 密钥来自你自己的中转后台账号，没有复制教程截图或他人密钥。</w:t>
@@ -1219,7 +1101,7 @@
       </w:pPr>
       <w:r>
         <w:rPr>
-          <w:rFonts w:ascii="Menlo" w:hAnsi="Menlo" w:eastAsia="Arial Unicode MS" w:cs="Arial Unicode MS"/>
+          <w:rFonts w:ascii="Menlo" w:hAnsi="Menlo" w:eastAsia="PingFang SC" w:cs="PingFang SC"/>
           <w:b w:val="0"/>
           <w:color w:val="1F4D78"/>
           <w:sz w:val="20"/>
@@ -1228,7 +1110,7 @@
       </w:r>
       <w:r>
         <w:rPr>
-          <w:rFonts w:ascii="Arial Unicode MS" w:hAnsi="Arial Unicode MS" w:eastAsia="Arial Unicode MS" w:cs="Arial Unicode MS"/>
+          <w:rFonts w:ascii="Arial" w:hAnsi="Arial" w:eastAsia="PingFang SC" w:cs="PingFang SC"/>
           <w:b w:val="0"/>
         </w:rPr>
         <w:t xml:space="preserve"> 已添加，并且端点类型为“图像生成”。</w:t>
@@ -1244,7 +1126,7 @@
       </w:pPr>
       <w:r>
         <w:rPr>
-          <w:rFonts w:ascii="Arial Unicode MS" w:hAnsi="Arial Unicode MS" w:eastAsia="Arial Unicode MS" w:cs="Arial Unicode MS"/>
+          <w:rFonts w:ascii="Arial" w:hAnsi="Arial" w:eastAsia="PingFang SC" w:cs="PingFang SC"/>
           <w:b w:val="0"/>
         </w:rPr>
         <w:t>生图入口选择“绘画”，并在发送前确认模型提供商和模型都已切换到刚配置的服务。</w:t>
@@ -1272,7 +1154,7 @@
     </w:pPr>
     <w:r>
       <w:rPr>
-        <w:rFonts w:ascii="Arial Unicode MS" w:hAnsi="Arial Unicode MS" w:eastAsia="Arial Unicode MS" w:cs="Arial Unicode MS"/>
+        <w:rFonts w:ascii="Arial" w:hAnsi="Arial" w:eastAsia="PingFang SC" w:cs="PingFang SC"/>
         <w:color w:val="5F6368"/>
         <w:sz w:val="17"/>
       </w:rPr>
@@ -1283,7 +1165,7 @@
     </w:r>
     <w:r>
       <w:rPr>
-        <w:rFonts w:ascii="Arial Unicode MS" w:hAnsi="Arial Unicode MS" w:eastAsia="Arial Unicode MS" w:cs="Arial Unicode MS"/>
+        <w:rFonts w:ascii="Arial" w:hAnsi="Arial" w:eastAsia="PingFang SC" w:cs="PingFang SC"/>
         <w:color w:val="5F6368"/>
         <w:sz w:val="17"/>
       </w:rPr>
@@ -1303,7 +1185,7 @@
     </w:pPr>
     <w:r>
       <w:rPr>
-        <w:rFonts w:ascii="Arial Unicode MS" w:hAnsi="Arial Unicode MS" w:eastAsia="Arial Unicode MS" w:cs="Arial Unicode MS"/>
+        <w:rFonts w:ascii="Arial" w:hAnsi="Arial" w:eastAsia="PingFang SC" w:cs="PingFang SC"/>
         <w:color w:val="5F6368"/>
         <w:sz w:val="17"/>
       </w:rPr>
@@ -1775,7 +1657,7 @@
       <w:spacing w:before="0" w:after="120" w:line="300" w:lineRule="auto"/>
     </w:pPr>
     <w:rPr>
-      <w:rFonts w:ascii="Arial Unicode MS" w:hAnsi="Arial Unicode MS" w:eastAsia="Arial Unicode MS" w:cs="Arial Unicode MS"/>
+      <w:rFonts w:ascii="Arial" w:hAnsi="Arial" w:eastAsia="PingFang SC" w:cs="PingFang SC"/>
       <w:sz w:val="22"/>
     </w:rPr>
   </w:style>
@@ -1838,7 +1720,7 @@
       <w:outlineLvl w:val="0"/>
     </w:pPr>
     <w:rPr>
-      <w:rFonts w:asciiTheme="majorHAnsi" w:eastAsiaTheme="majorEastAsia" w:hAnsiTheme="majorHAnsi" w:cstheme="majorBidi" w:ascii="Arial Unicode MS" w:hAnsi="Arial Unicode MS" w:eastAsia="Arial Unicode MS" w:cs="Arial Unicode MS"/>
+      <w:rFonts w:asciiTheme="majorHAnsi" w:eastAsiaTheme="majorEastAsia" w:hAnsiTheme="majorHAnsi" w:cstheme="majorBidi" w:ascii="Arial" w:hAnsi="Arial" w:eastAsia="PingFang SC" w:cs="PingFang SC"/>
       <w:b/>
       <w:bCs/>
       <w:color w:val="2E74B5"/>
@@ -1862,7 +1744,7 @@
       <w:outlineLvl w:val="1"/>
     </w:pPr>
     <w:rPr>
-      <w:rFonts w:asciiTheme="majorHAnsi" w:eastAsiaTheme="majorEastAsia" w:hAnsiTheme="majorHAnsi" w:cstheme="majorBidi" w:ascii="Arial Unicode MS" w:hAnsi="Arial Unicode MS" w:eastAsia="Arial Unicode MS" w:cs="Arial Unicode MS"/>
+      <w:rFonts w:asciiTheme="majorHAnsi" w:eastAsiaTheme="majorEastAsia" w:hAnsiTheme="majorHAnsi" w:cstheme="majorBidi" w:ascii="Arial" w:hAnsi="Arial" w:eastAsia="PingFang SC" w:cs="PingFang SC"/>
       <w:b/>
       <w:bCs/>
       <w:color w:val="2E74B5"/>
@@ -1886,7 +1768,7 @@
       <w:outlineLvl w:val="2"/>
     </w:pPr>
     <w:rPr>
-      <w:rFonts w:asciiTheme="majorHAnsi" w:eastAsiaTheme="majorEastAsia" w:hAnsiTheme="majorHAnsi" w:cstheme="majorBidi" w:ascii="Arial Unicode MS" w:hAnsi="Arial Unicode MS" w:eastAsia="Arial Unicode MS" w:cs="Arial Unicode MS"/>
+      <w:rFonts w:asciiTheme="majorHAnsi" w:eastAsiaTheme="majorEastAsia" w:hAnsiTheme="majorHAnsi" w:cstheme="majorBidi" w:ascii="Arial" w:hAnsi="Arial" w:eastAsia="PingFang SC" w:cs="PingFang SC"/>
       <w:b/>
       <w:bCs/>
       <w:color w:val="1F4D78"/>
@@ -2573,7 +2455,7 @@
       <w:jc w:val="center"/>
     </w:pPr>
     <w:rPr>
-      <w:rFonts w:ascii="Arial Unicode MS" w:hAnsi="Arial Unicode MS" w:eastAsia="Arial Unicode MS" w:cs="Arial Unicode MS"/>
+      <w:rFonts w:ascii="Arial" w:hAnsi="Arial" w:eastAsia="PingFang SC" w:cs="PingFang SC"/>
       <w:b/>
       <w:bCs/>
       <w:i w:val="0"/>
